--- a/docs/TZ-WhatsApp-CRM.docx
+++ b/docs/TZ-WhatsApp-CRM.docx
@@ -35,7 +35,7 @@
         <w:rPr>
           <w:sz w:val="21"/>
         </w:rPr>
-        <w:t xml:space="preserve"> 1.0 (черновик для согласования)</w:t>
+        <w:t xml:space="preserve"> 1.1 (черновик для согласования)</w:t>
       </w:r>
     </w:p>
     <w:p>
@@ -50,7 +50,7 @@
         <w:rPr>
           <w:sz w:val="21"/>
         </w:rPr>
-        <w:t xml:space="preserve"> 16.08.2026</w:t>
+        <w:t xml:space="preserve"> 17.08.2026</w:t>
       </w:r>
     </w:p>
     <w:p>
@@ -623,7 +623,7 @@
               <w:rPr>
                 <w:sz w:val="19"/>
               </w:rPr>
-              <w:t>Двусторонняя интеграция с amoCRM и Bitrix24</w:t>
+              <w:t>Интеграция с amoCRM и Bitrix24</w:t>
             </w:r>
           </w:p>
         </w:tc>
@@ -659,6 +659,12 @@
                 <w:sz w:val="19"/>
               </w:rPr>
               <w:t>ЯДРО</w:t>
+            </w:r>
+            <w:r>
+              <w:rPr>
+                <w:sz w:val="19"/>
+              </w:rPr>
+              <w:t>, но двусторонней она получается только с Bitrix24; см. M-07</w:t>
             </w:r>
           </w:p>
         </w:tc>
@@ -907,7 +913,7 @@
               <w:rPr>
                 <w:sz w:val="19"/>
               </w:rPr>
-              <w:t>Конкурирует с нашими же интеграциями и всегда проигрывает настоящей CRM</w:t>
+              <w:t>Конкурирует с нашими же интеграциями и всегда проигрывает настоящей CRM. У wtsp.cloud продаётся отдельным модулем за 14 990 ₸/мес — то есть деньги на этом есть</w:t>
             </w:r>
           </w:p>
         </w:tc>
@@ -926,6 +932,12 @@
                 <w:sz w:val="19"/>
               </w:rPr>
               <w:t>УБИРАЕМ</w:t>
+            </w:r>
+            <w:r>
+              <w:rPr>
+                <w:sz w:val="19"/>
+              </w:rPr>
+              <w:t xml:space="preserve"> из MVP, кандидат в фазу 2</w:t>
             </w:r>
           </w:p>
         </w:tc>
@@ -1912,9 +1924,79 @@
       </w:pPr>
       <w:r>
         <w:rPr>
+          <w:b/>
           <w:sz w:val="21"/>
         </w:rPr>
-        <w:t>amoCRM и Bitrix24 — двусторонний обмен</w:t>
+        <w:t>Bitrix24 — двусторонний обмен</w:t>
+      </w:r>
+      <w:r>
+        <w:rPr>
+          <w:sz w:val="21"/>
+        </w:rPr>
+        <w:t xml:space="preserve"> через Открытые линии: переписка в карточке лида и сделки,</w:t>
+      </w:r>
+    </w:p>
+    <w:p>
+      <w:r>
+        <w:rPr>
+          <w:sz w:val="21"/>
+        </w:rPr>
+        <w:t xml:space="preserve">  ответ из Bitrix24 уходит клиенту. Требует платного тарифа Bitrix24 и прав администратора портала</w:t>
+      </w:r>
+    </w:p>
+    <w:p>
+      <w:r>
+        <w:rPr>
+          <w:sz w:val="21"/>
+        </w:rPr>
+        <w:t xml:space="preserve">  на стороне клиента.</w:t>
+      </w:r>
+    </w:p>
+    <w:p>
+      <w:pPr>
+        <w:pStyle w:val="ListBullet"/>
+      </w:pPr>
+      <w:r>
+        <w:rPr>
+          <w:b/>
+          <w:sz w:val="21"/>
+        </w:rPr>
+        <w:t>amoCRM — односторонняя передача</w:t>
+      </w:r>
+      <w:r>
+        <w:rPr>
+          <w:sz w:val="21"/>
+        </w:rPr>
+        <w:t>: входящее сообщение создаёт сделку или прикрепляется</w:t>
+      </w:r>
+    </w:p>
+    <w:p>
+      <w:r>
+        <w:rPr>
+          <w:sz w:val="21"/>
+        </w:rPr>
+        <w:t xml:space="preserve">  к существующему контакту, переписка видна в карточке. Ответ из amoCRM в WhatsApp</w:t>
+      </w:r>
+    </w:p>
+    <w:p>
+      <w:r>
+        <w:rPr>
+          <w:sz w:val="21"/>
+        </w:rPr>
+        <w:t xml:space="preserve">  в объём MVP </w:t>
+      </w:r>
+      <w:r>
+        <w:rPr>
+          <w:b/>
+          <w:sz w:val="21"/>
+        </w:rPr>
+        <w:t>не входит</w:t>
+      </w:r>
+      <w:r>
+        <w:rPr>
+          <w:sz w:val="21"/>
+        </w:rPr>
+        <w:t xml:space="preserve"> — см. врезку ниже.</w:t>
       </w:r>
     </w:p>
     <w:p>
@@ -1925,7 +2007,15 @@
         <w:rPr>
           <w:sz w:val="21"/>
         </w:rPr>
-        <w:t>Входящее сообщение создаёт сделку или прикрепляется к существующему контакту</w:t>
+        <w:t>Исходящие вебхуки для всех остальных систем: любая CRM или учётная система забирает</w:t>
+      </w:r>
+    </w:p>
+    <w:p>
+      <w:r>
+        <w:rPr>
+          <w:sz w:val="21"/>
+        </w:rPr>
+        <w:t xml:space="preserve">  переписку к себе и отправляет сообщения обратно через наш API.</w:t>
       </w:r>
     </w:p>
     <w:p>
@@ -1936,29 +2026,84 @@
         <w:rPr>
           <w:sz w:val="21"/>
         </w:rPr>
-        <w:t>Переписка видна в карточке CRM, ответ из CRM уходит в WhatsApp</w:t>
+        <w:t>Публикация приложения в маркетплейсе Bitrix24.</w:t>
       </w:r>
     </w:p>
     <w:p>
-      <w:pPr>
-        <w:pStyle w:val="ListBullet"/>
-      </w:pPr>
       <w:r>
         <w:rPr>
           <w:sz w:val="21"/>
         </w:rPr>
-        <w:t>Публикация приложения в маркетплейсах обеих CRM</w:t>
+        <w:t xml:space="preserve">&gt; </w:t>
       </w:r>
-    </w:p>
-    <w:p>
-      <w:pPr>
-        <w:pStyle w:val="ListBullet"/>
-      </w:pPr>
+      <w:r>
+        <w:rPr>
+          <w:b/>
+          <w:sz w:val="21"/>
+        </w:rPr>
+        <w:t>Почему amoCRM односторонняя.</w:t>
+      </w:r>
       <w:r>
         <w:rPr>
           <w:sz w:val="21"/>
         </w:rPr>
-        <w:t>Исходящие вебхуки для всех остальных систем</w:t>
+        <w:t xml:space="preserve"> Отвечать клиенту из карточки amoCRM можно только через</w:t>
+      </w:r>
+    </w:p>
+    <w:p>
+      <w:r>
+        <w:rPr>
+          <w:sz w:val="21"/>
+        </w:rPr>
+        <w:t>&gt; механизм «каналов чатов», доступ к которому amoCRM выдаёт отдельным решением по заявке,</w:t>
+      </w:r>
+    </w:p>
+    <w:p>
+      <w:r>
+        <w:rPr>
+          <w:sz w:val="21"/>
+        </w:rPr>
+        <w:t>&gt; в неопределённые сроки и не всем. Прямой конкурент на этом рынке (wtsp.cloud) двусторонность</w:t>
+      </w:r>
+    </w:p>
+    <w:p>
+      <w:r>
+        <w:rPr>
+          <w:sz w:val="21"/>
+        </w:rPr>
+        <w:t>&gt; реализовать не смог и пишет клиентам, что стоит в очереди на доступ.</w:t>
+      </w:r>
+    </w:p>
+    <w:p>
+      <w:r>
+        <w:rPr>
+          <w:sz w:val="21"/>
+        </w:rPr>
+        <w:t>&gt;</w:t>
+      </w:r>
+    </w:p>
+    <w:p>
+      <w:r>
+        <w:rPr>
+          <w:sz w:val="21"/>
+        </w:rPr>
+        <w:t>&gt; Двусторонний обмен с amoCRM выносится в отдельное соглашение и начинается только после того,</w:t>
+      </w:r>
+    </w:p>
+    <w:p>
+      <w:r>
+        <w:rPr>
+          <w:sz w:val="21"/>
+        </w:rPr>
+        <w:t>&gt; как Заказчик получит доступ к каналу чатов от amoCRM. До этого момента переписка передаётся</w:t>
+      </w:r>
+    </w:p>
+    <w:p>
+      <w:r>
+        <w:rPr>
+          <w:sz w:val="21"/>
+        </w:rPr>
+        <w:t>&gt; в одну сторону, а отвечает оператор из нашего кабинета.</w:t>
       </w:r>
     </w:p>
     <w:p>
@@ -1988,7 +2133,102 @@
         <w:rPr>
           <w:sz w:val="21"/>
         </w:rPr>
-        <w:t>Тарифы, пробный период, оплата картой в тенге, автопродление</w:t>
+        <w:t xml:space="preserve">Приглашение сотрудника </w:t>
+      </w:r>
+      <w:r>
+        <w:rPr>
+          <w:b/>
+          <w:sz w:val="21"/>
+        </w:rPr>
+        <w:t>одноразовой ссылкой</w:t>
+      </w:r>
+      <w:r>
+        <w:rPr>
+          <w:sz w:val="21"/>
+        </w:rPr>
+        <w:t>, без почтовой рассылки: ссылку передаёт</w:t>
+      </w:r>
+    </w:p>
+    <w:p>
+      <w:r>
+        <w:rPr>
+          <w:sz w:val="21"/>
+        </w:rPr>
+        <w:t xml:space="preserve">  владелец сам любым способом. Убирает зависимость от почтового сервиса и спам-фильтров</w:t>
+      </w:r>
+    </w:p>
+    <w:p>
+      <w:pPr>
+        <w:pStyle w:val="ListBullet"/>
+      </w:pPr>
+      <w:r>
+        <w:rPr>
+          <w:b/>
+          <w:sz w:val="21"/>
+        </w:rPr>
+        <w:t>Скрытие номеров клиентов от сотрудников</w:t>
+      </w:r>
+      <w:r>
+        <w:rPr>
+          <w:sz w:val="21"/>
+        </w:rPr>
+        <w:t>: оператор видит маску вместо номера,</w:t>
+      </w:r>
+    </w:p>
+    <w:p>
+      <w:r>
+        <w:rPr>
+          <w:sz w:val="21"/>
+        </w:rPr>
+        <w:t xml:space="preserve">  полная база остаётся у владельца. Настройка на уровне организации</w:t>
+      </w:r>
+    </w:p>
+    <w:p>
+      <w:pPr>
+        <w:pStyle w:val="ListBullet"/>
+      </w:pPr>
+      <w:r>
+        <w:rPr>
+          <w:sz w:val="21"/>
+        </w:rPr>
+        <w:t>Тарифы, пробный период, автопродление</w:t>
+      </w:r>
+    </w:p>
+    <w:p>
+      <w:pPr>
+        <w:pStyle w:val="ListBullet"/>
+      </w:pPr>
+      <w:r>
+        <w:rPr>
+          <w:sz w:val="21"/>
+        </w:rPr>
+        <w:t xml:space="preserve">Оплата: </w:t>
+      </w:r>
+      <w:r>
+        <w:rPr>
+          <w:b/>
+          <w:sz w:val="21"/>
+        </w:rPr>
+        <w:t>Kaspi</w:t>
+      </w:r>
+      <w:r>
+        <w:rPr>
+          <w:sz w:val="21"/>
+        </w:rPr>
+        <w:t xml:space="preserve"> (пуш в приложение) и </w:t>
+      </w:r>
+      <w:r>
+        <w:rPr>
+          <w:b/>
+          <w:sz w:val="21"/>
+        </w:rPr>
+        <w:t>счёт на безналичный расчёт</w:t>
+      </w:r>
+      <w:r>
+        <w:rPr>
+          <w:sz w:val="21"/>
+        </w:rPr>
+        <w:t xml:space="preserve"> для ТОО и ИП</w:t>
       </w:r>
     </w:p>
     <w:p>
@@ -2040,7 +2280,44 @@
         <w:rPr>
           <w:sz w:val="21"/>
         </w:rPr>
-        <w:t>Дашборд: диалоги, скорость первого ответа, нагрузка на операторов</w:t>
+        <w:t xml:space="preserve">Рабочий стол клиента: </w:t>
+      </w:r>
+      <w:r>
+        <w:rPr>
+          <w:b/>
+          <w:sz w:val="21"/>
+        </w:rPr>
+        <w:t>числа, а не графики</w:t>
+      </w:r>
+      <w:r>
+        <w:rPr>
+          <w:sz w:val="21"/>
+        </w:rPr>
+        <w:t xml:space="preserve"> — статус подключения номера, сколько диалогов</w:t>
+      </w:r>
+    </w:p>
+    <w:p>
+      <w:r>
+        <w:rPr>
+          <w:sz w:val="21"/>
+        </w:rPr>
+        <w:t xml:space="preserve">  требует ответа, всего диалогов и контактов. Разбор конкурентов показал, что графиков</w:t>
+      </w:r>
+    </w:p>
+    <w:p>
+      <w:r>
+        <w:rPr>
+          <w:sz w:val="21"/>
+        </w:rPr>
+        <w:t xml:space="preserve">  в кабинете нет ни у кого: владельцу бизнеса на 100–3000 обращений нужен ответ на вопрос</w:t>
+      </w:r>
+    </w:p>
+    <w:p>
+      <w:r>
+        <w:rPr>
+          <w:sz w:val="21"/>
+        </w:rPr>
+        <w:t xml:space="preserve">  «всё ли в порядке», а не аналитическая панель</w:t>
       </w:r>
     </w:p>
     <w:p>
@@ -2051,7 +2328,18 @@
         <w:rPr>
           <w:sz w:val="21"/>
         </w:rPr>
-        <w:t>Эффективность рассылок: доставка, прочтения, ответы</w:t>
+        <w:t>Отчёт по рассылке: отправлено, доставлено, прочитано, ошибки, отписки</w:t>
+      </w:r>
+    </w:p>
+    <w:p>
+      <w:pPr>
+        <w:pStyle w:val="ListBullet"/>
+      </w:pPr>
+      <w:r>
+        <w:rPr>
+          <w:sz w:val="21"/>
+        </w:rPr>
+        <w:t>Скорость первого ответа и нагрузка на операторов — таблицей по сотрудникам</w:t>
       </w:r>
     </w:p>
     <w:p>
@@ -2074,6 +2362,22 @@
           <w:sz w:val="21"/>
         </w:rPr>
         <w:t>Журнал действий пользователей</w:t>
+      </w:r>
+    </w:p>
+    <w:p>
+      <w:r>
+        <w:rPr>
+          <w:sz w:val="21"/>
+        </w:rPr>
+        <w:t>Графики и диаграммы в MVP не делаем. Если после пилота выяснится, что их спрашивают, —</w:t>
+      </w:r>
+    </w:p>
+    <w:p>
+      <w:r>
+        <w:rPr>
+          <w:sz w:val="21"/>
+        </w:rPr>
+        <w:t>добавляются отдельно и быстро, данные для них всё равно копятся.</w:t>
       </w:r>
     </w:p>
     <w:p>
@@ -3465,7 +3769,28 @@
         <w:rPr>
           <w:sz w:val="21"/>
         </w:rPr>
-        <w:t>Ориентир — цены аналогов на этом рынке. Подписка покрывает интерфейс, трафик сообщений оплачивается отдельно.</w:t>
+        <w:t xml:space="preserve">Цены сверены с прямым конкурентом (wtsp.cloud, разбор кабинета — </w:t>
+      </w:r>
+      <w:r>
+        <w:rPr>
+          <w:rFonts w:ascii="Consolas" w:hAnsi="Consolas"/>
+          <w:sz w:val="21"/>
+        </w:rPr>
+        <w:t>docs/research/competitors/</w:t>
+      </w:r>
+      <w:r>
+        <w:rPr>
+          <w:sz w:val="21"/>
+        </w:rPr>
+        <w:t>).</w:t>
+      </w:r>
+    </w:p>
+    <w:p>
+      <w:r>
+        <w:rPr>
+          <w:sz w:val="21"/>
+        </w:rPr>
+        <w:t>Подписка покрывает интерфейс, трафик сообщений оплачивается отдельно.</w:t>
       </w:r>
     </w:p>
     <w:tbl>
@@ -3623,7 +3948,7 @@
               <w:rPr>
                 <w:sz w:val="19"/>
               </w:rPr>
-              <w:t>1 номер, до 3 операторов, инбокс, контакты, шаблоны, рассылки</w:t>
+              <w:t>1 номер, до 3 операторов, инбокс, контакты, шаблоны, рассылки, API и вебхуки</w:t>
             </w:r>
           </w:p>
         </w:tc>
@@ -3756,9 +4081,529 @@
     <w:p>
       <w:r>
         <w:rPr>
+          <w:b/>
           <w:sz w:val="21"/>
         </w:rPr>
-        <w:t>Конкретные цифры утверждает заказчик. Требование к разработке: тарифы и лимиты задаются в админке, без правки кода.</w:t>
+        <w:t>Скидка за период оплаты:</w:t>
+      </w:r>
+      <w:r>
+        <w:rPr>
+          <w:sz w:val="21"/>
+        </w:rPr>
+        <w:t xml:space="preserve"> 6 месяцев — 10 %, 12 месяцев — 20 %. Считается от суммы подписки.</w:t>
+      </w:r>
+    </w:p>
+    <w:p>
+      <w:r>
+        <w:rPr>
+          <w:b/>
+          <w:sz w:val="21"/>
+        </w:rPr>
+        <w:t>Дополнительные сотрудники:</w:t>
+      </w:r>
+      <w:r>
+        <w:rPr>
+          <w:sz w:val="21"/>
+        </w:rPr>
+        <w:t xml:space="preserve"> до 3 включительно бесплатно, каждый следующий — 5 000 ₸/мес,</w:t>
+      </w:r>
+    </w:p>
+    <w:p>
+      <w:r>
+        <w:rPr>
+          <w:sz w:val="21"/>
+        </w:rPr>
+        <w:t>оплачивает владелец кабинета.</w:t>
+      </w:r>
+    </w:p>
+    <w:p>
+      <w:r>
+        <w:rPr>
+          <w:b/>
+          <w:sz w:val="21"/>
+        </w:rPr>
+        <w:t>Платные модули</w:t>
+      </w:r>
+      <w:r>
+        <w:rPr>
+          <w:sz w:val="21"/>
+        </w:rPr>
+        <w:t xml:space="preserve"> подключаются к любому тарифу и продаются отдельно. Архитектура тарифов</w:t>
+      </w:r>
+    </w:p>
+    <w:p>
+      <w:r>
+        <w:rPr>
+          <w:sz w:val="21"/>
+        </w:rPr>
+        <w:t>закладывается так, чтобы модуль включался и отключался без правки кода:</w:t>
+      </w:r>
+    </w:p>
+    <w:tbl>
+      <w:tblPr>
+        <w:tblStyle w:val="TableGrid"/>
+        <w:tblW w:type="auto" w:w="0"/>
+        <w:jc w:val="center"/>
+        <w:tblLook w:firstColumn="1" w:firstRow="1" w:lastColumn="0" w:lastRow="0" w:noHBand="0" w:noVBand="1" w:val="04A0"/>
+      </w:tblPr>
+      <w:tblGrid>
+        <w:gridCol w:w="3249"/>
+        <w:gridCol w:w="3249"/>
+        <w:gridCol w:w="3249"/>
+      </w:tblGrid>
+      <w:tr>
+        <w:tc>
+          <w:tcPr>
+            <w:tcW w:type="dxa" w:w="3249"/>
+            <w:shd w:val="clear" w:color="auto" w:fill="E2F0EC"/>
+          </w:tcPr>
+          <w:p>
+            <w:pPr>
+              <w:spacing w:after="40"/>
+            </w:pPr>
+            <w:r/>
+            <w:r>
+              <w:rPr>
+                <w:b/>
+                <w:sz w:val="19"/>
+              </w:rPr>
+              <w:t>Модуль</w:t>
+            </w:r>
+          </w:p>
+        </w:tc>
+        <w:tc>
+          <w:tcPr>
+            <w:tcW w:type="dxa" w:w="3249"/>
+            <w:shd w:val="clear" w:color="auto" w:fill="E2F0EC"/>
+          </w:tcPr>
+          <w:p>
+            <w:pPr>
+              <w:spacing w:after="40"/>
+            </w:pPr>
+            <w:r/>
+            <w:r>
+              <w:rPr>
+                <w:b/>
+                <w:sz w:val="19"/>
+              </w:rPr>
+              <w:t>Ориентир</w:t>
+            </w:r>
+          </w:p>
+        </w:tc>
+        <w:tc>
+          <w:tcPr>
+            <w:tcW w:type="dxa" w:w="3249"/>
+            <w:shd w:val="clear" w:color="auto" w:fill="E2F0EC"/>
+          </w:tcPr>
+          <w:p>
+            <w:pPr>
+              <w:spacing w:after="40"/>
+            </w:pPr>
+            <w:r/>
+            <w:r>
+              <w:rPr>
+                <w:b/>
+                <w:sz w:val="19"/>
+              </w:rPr>
+              <w:t>Фаза</w:t>
+            </w:r>
+          </w:p>
+        </w:tc>
+      </w:tr>
+      <w:tr>
+        <w:tc>
+          <w:tcPr>
+            <w:tcW w:type="dxa" w:w="3249"/>
+          </w:tcPr>
+          <w:p>
+            <w:pPr>
+              <w:spacing w:after="40"/>
+            </w:pPr>
+            <w:r/>
+            <w:r>
+              <w:rPr>
+                <w:sz w:val="19"/>
+              </w:rPr>
+              <w:t>ИИ-бот</w:t>
+            </w:r>
+          </w:p>
+        </w:tc>
+        <w:tc>
+          <w:tcPr>
+            <w:tcW w:type="dxa" w:w="3249"/>
+          </w:tcPr>
+          <w:p>
+            <w:pPr>
+              <w:spacing w:after="40"/>
+            </w:pPr>
+            <w:r/>
+            <w:r>
+              <w:rPr>
+                <w:sz w:val="19"/>
+              </w:rPr>
+              <w:t>+29 990 ₸/мес за пакет ответов</w:t>
+            </w:r>
+          </w:p>
+        </w:tc>
+        <w:tc>
+          <w:tcPr>
+            <w:tcW w:type="dxa" w:w="3249"/>
+          </w:tcPr>
+          <w:p>
+            <w:pPr>
+              <w:spacing w:after="40"/>
+            </w:pPr>
+            <w:r/>
+            <w:r>
+              <w:rPr>
+                <w:sz w:val="19"/>
+              </w:rPr>
+              <w:t>фаза 2</w:t>
+            </w:r>
+          </w:p>
+        </w:tc>
+      </w:tr>
+      <w:tr>
+        <w:tc>
+          <w:tcPr>
+            <w:tcW w:type="dxa" w:w="3249"/>
+          </w:tcPr>
+          <w:p>
+            <w:pPr>
+              <w:spacing w:after="40"/>
+            </w:pPr>
+            <w:r/>
+            <w:r>
+              <w:rPr>
+                <w:sz w:val="19"/>
+              </w:rPr>
+              <w:t>Собственная CRM «Сделки»</w:t>
+            </w:r>
+          </w:p>
+        </w:tc>
+        <w:tc>
+          <w:tcPr>
+            <w:tcW w:type="dxa" w:w="3249"/>
+          </w:tcPr>
+          <w:p>
+            <w:pPr>
+              <w:spacing w:after="40"/>
+            </w:pPr>
+            <w:r/>
+            <w:r>
+              <w:rPr>
+                <w:sz w:val="19"/>
+              </w:rPr>
+              <w:t>+14 990 ₸/мес</w:t>
+            </w:r>
+          </w:p>
+        </w:tc>
+        <w:tc>
+          <w:tcPr>
+            <w:tcW w:type="dxa" w:w="3249"/>
+          </w:tcPr>
+          <w:p>
+            <w:pPr>
+              <w:spacing w:after="40"/>
+            </w:pPr>
+            <w:r/>
+            <w:r>
+              <w:rPr>
+                <w:sz w:val="19"/>
+              </w:rPr>
+              <w:t>не делаем, см. раздел 4</w:t>
+            </w:r>
+          </w:p>
+        </w:tc>
+      </w:tr>
+    </w:tbl>
+    <w:p/>
+    <w:p>
+      <w:r>
+        <w:rPr>
+          <w:sz w:val="21"/>
+        </w:rPr>
+        <w:t xml:space="preserve">Модель ИИ-бота — </w:t>
+      </w:r>
+      <w:r>
+        <w:rPr>
+          <w:b/>
+          <w:sz w:val="21"/>
+        </w:rPr>
+        <w:t>пакет ответов, а не безлимит</w:t>
+      </w:r>
+      <w:r>
+        <w:rPr>
+          <w:sz w:val="21"/>
+        </w:rPr>
+        <w:t>: клиент выбирает объём, цена считается за ответ,</w:t>
+      </w:r>
+    </w:p>
+    <w:p>
+      <w:r>
+        <w:rPr>
+          <w:sz w:val="21"/>
+        </w:rPr>
+        <w:t>пакет закончился — бот замолкает. Доплат сверх пакета нет, неожиданного счёта клиент не получает.</w:t>
+      </w:r>
+    </w:p>
+    <w:p>
+      <w:r>
+        <w:rPr>
+          <w:b/>
+          <w:sz w:val="21"/>
+        </w:rPr>
+        <w:t>Пробный период начинается не с регистрации, а с подключения номера.</w:t>
+      </w:r>
+      <w:r>
+        <w:rPr>
+          <w:sz w:val="21"/>
+        </w:rPr>
+        <w:t xml:space="preserve"> Клиент не сжигает</w:t>
+      </w:r>
+    </w:p>
+    <w:p>
+      <w:r>
+        <w:rPr>
+          <w:sz w:val="21"/>
+        </w:rPr>
+        <w:t>бесплатные дни, пока разбирается с Meta, а мы не платим за неактивные аккаунты. До подключения</w:t>
+      </w:r>
+    </w:p>
+    <w:p>
+      <w:r>
+        <w:rPr>
+          <w:sz w:val="21"/>
+        </w:rPr>
+        <w:t>кабинет открыт и не ограничен — ограничение включается вместе с первым живым сообщением.</w:t>
+      </w:r>
+    </w:p>
+    <w:p>
+      <w:r>
+        <w:rPr>
+          <w:b/>
+          <w:sz w:val="21"/>
+        </w:rPr>
+        <w:t>Оплата в Казахстане:</w:t>
+      </w:r>
+    </w:p>
+    <w:tbl>
+      <w:tblPr>
+        <w:tblStyle w:val="TableGrid"/>
+        <w:tblW w:type="auto" w:w="0"/>
+        <w:jc w:val="center"/>
+        <w:tblLook w:firstColumn="1" w:firstRow="1" w:lastColumn="0" w:lastRow="0" w:noHBand="0" w:noVBand="1" w:val="04A0"/>
+      </w:tblPr>
+      <w:tblGrid>
+        <w:gridCol w:w="3249"/>
+        <w:gridCol w:w="3249"/>
+        <w:gridCol w:w="3249"/>
+      </w:tblGrid>
+      <w:tr>
+        <w:tc>
+          <w:tcPr>
+            <w:tcW w:type="dxa" w:w="3249"/>
+            <w:shd w:val="clear" w:color="auto" w:fill="E2F0EC"/>
+          </w:tcPr>
+          <w:p>
+            <w:pPr>
+              <w:spacing w:after="40"/>
+            </w:pPr>
+            <w:r/>
+            <w:r>
+              <w:rPr>
+                <w:b/>
+                <w:sz w:val="19"/>
+              </w:rPr>
+              <w:t>Способ</w:t>
+            </w:r>
+          </w:p>
+        </w:tc>
+        <w:tc>
+          <w:tcPr>
+            <w:tcW w:type="dxa" w:w="3249"/>
+            <w:shd w:val="clear" w:color="auto" w:fill="E2F0EC"/>
+          </w:tcPr>
+          <w:p>
+            <w:pPr>
+              <w:spacing w:after="40"/>
+            </w:pPr>
+            <w:r/>
+            <w:r>
+              <w:rPr>
+                <w:b/>
+                <w:sz w:val="19"/>
+              </w:rPr>
+              <w:t>Кому</w:t>
+            </w:r>
+          </w:p>
+        </w:tc>
+        <w:tc>
+          <w:tcPr>
+            <w:tcW w:type="dxa" w:w="3249"/>
+            <w:shd w:val="clear" w:color="auto" w:fill="E2F0EC"/>
+          </w:tcPr>
+          <w:p>
+            <w:pPr>
+              <w:spacing w:after="40"/>
+            </w:pPr>
+            <w:r/>
+            <w:r>
+              <w:rPr>
+                <w:b/>
+                <w:sz w:val="19"/>
+              </w:rPr>
+              <w:t>Как работает</w:t>
+            </w:r>
+          </w:p>
+        </w:tc>
+      </w:tr>
+      <w:tr>
+        <w:tc>
+          <w:tcPr>
+            <w:tcW w:type="dxa" w:w="3249"/>
+          </w:tcPr>
+          <w:p>
+            <w:pPr>
+              <w:spacing w:after="40"/>
+            </w:pPr>
+            <w:r/>
+            <w:r>
+              <w:rPr>
+                <w:sz w:val="19"/>
+              </w:rPr>
+              <w:t>Kaspi</w:t>
+            </w:r>
+          </w:p>
+        </w:tc>
+        <w:tc>
+          <w:tcPr>
+            <w:tcW w:type="dxa" w:w="3249"/>
+          </w:tcPr>
+          <w:p>
+            <w:pPr>
+              <w:spacing w:after="40"/>
+            </w:pPr>
+            <w:r/>
+            <w:r>
+              <w:rPr>
+                <w:sz w:val="19"/>
+              </w:rPr>
+              <w:t>физлица, ИП</w:t>
+            </w:r>
+          </w:p>
+        </w:tc>
+        <w:tc>
+          <w:tcPr>
+            <w:tcW w:type="dxa" w:w="3249"/>
+          </w:tcPr>
+          <w:p>
+            <w:pPr>
+              <w:spacing w:after="40"/>
+            </w:pPr>
+            <w:r/>
+            <w:r>
+              <w:rPr>
+                <w:sz w:val="19"/>
+              </w:rPr>
+              <w:t>пуш в приложение Kaspi, клиент подтверждает, тариф включается автоматически</w:t>
+            </w:r>
+          </w:p>
+        </w:tc>
+      </w:tr>
+      <w:tr>
+        <w:tc>
+          <w:tcPr>
+            <w:tcW w:type="dxa" w:w="3249"/>
+          </w:tcPr>
+          <w:p>
+            <w:pPr>
+              <w:spacing w:after="40"/>
+            </w:pPr>
+            <w:r/>
+            <w:r>
+              <w:rPr>
+                <w:sz w:val="19"/>
+              </w:rPr>
+              <w:t>Счёт на безналичный расчёт</w:t>
+            </w:r>
+          </w:p>
+        </w:tc>
+        <w:tc>
+          <w:tcPr>
+            <w:tcW w:type="dxa" w:w="3249"/>
+          </w:tcPr>
+          <w:p>
+            <w:pPr>
+              <w:spacing w:after="40"/>
+            </w:pPr>
+            <w:r/>
+            <w:r>
+              <w:rPr>
+                <w:sz w:val="19"/>
+              </w:rPr>
+              <w:t>ТОО и ИП</w:t>
+            </w:r>
+          </w:p>
+        </w:tc>
+        <w:tc>
+          <w:tcPr>
+            <w:tcW w:type="dxa" w:w="3249"/>
+          </w:tcPr>
+          <w:p>
+            <w:pPr>
+              <w:spacing w:after="40"/>
+            </w:pPr>
+            <w:r/>
+            <w:r>
+              <w:rPr>
+                <w:sz w:val="19"/>
+              </w:rPr>
+              <w:t>счёт выставляется вручную, тариф включается после поступления денег</w:t>
+            </w:r>
+          </w:p>
+        </w:tc>
+      </w:tr>
+    </w:tbl>
+    <w:p/>
+    <w:p>
+      <w:r>
+        <w:rPr>
+          <w:sz w:val="21"/>
+        </w:rPr>
+        <w:t>Карточный эквайринг в MVP не требуется — оба способа выше закрывают платежи на этом рынке,</w:t>
+      </w:r>
+    </w:p>
+    <w:p>
+      <w:r>
+        <w:rPr>
+          <w:sz w:val="21"/>
+        </w:rPr>
+        <w:t>и так же работает прямой конкурент. Эквайринг рассматривается позже, если появится спрос</w:t>
+      </w:r>
+    </w:p>
+    <w:p>
+      <w:r>
+        <w:rPr>
+          <w:sz w:val="21"/>
+        </w:rPr>
+        <w:t>на оплату иностранными картами.</w:t>
+      </w:r>
+    </w:p>
+    <w:p>
+      <w:r>
+        <w:rPr>
+          <w:sz w:val="21"/>
+        </w:rPr>
+        <w:t>Конкретные цифры утверждает заказчик. Требование к разработке: тарифы, скидки, лимиты и состав</w:t>
+      </w:r>
+    </w:p>
+    <w:p>
+      <w:r>
+        <w:rPr>
+          <w:sz w:val="21"/>
+        </w:rPr>
+        <w:t>модулей задаются в админке, без правки кода.</w:t>
       </w:r>
     </w:p>
     <w:p>
@@ -4047,7 +4892,7 @@
               <w:rPr>
                 <w:sz w:val="19"/>
               </w:rPr>
-              <w:t>M-06, M-07, M-08: amoCRM, Bitrix24, вебхуки, автоответы, тарифы, оплата картой, баланс, документы</w:t>
+              <w:t>M-06, M-07, M-08: Bitrix24, amoCRM, вебхуки, автоответы, тарифы, оплата через Kaspi и счета, баланс, документы, роли и права команды</w:t>
             </w:r>
           </w:p>
         </w:tc>
@@ -4400,14 +5245,14 @@
         <w:rPr>
           <w:sz w:val="21"/>
         </w:rPr>
-        <w:t xml:space="preserve">Входящее сообщение создаёт сделку в amoCRM и в Bitrix24; ответ из CRM доходит клиенту </w:t>
+        <w:t xml:space="preserve">Входящее сообщение создаёт сделку в Bitrix24; ответ из Bitrix24 доходит клиенту </w:t>
       </w:r>
       <w:r>
         <w:rPr>
           <w:i/>
           <w:sz w:val="21"/>
         </w:rPr>
-        <w:t>(требует аккаунтов CRM и учётных записей разработчика в них)</w:t>
+        <w:t>(требует платного тарифа Bitrix24 и прав администратора портала)</w:t>
       </w:r>
       <w:r>
         <w:rPr>
@@ -4424,14 +5269,38 @@
         <w:rPr>
           <w:sz w:val="21"/>
         </w:rPr>
-        <w:t xml:space="preserve">Оплата картой в тенге проходит, подписка активируется, документы формируются </w:t>
+        <w:t xml:space="preserve">Входящее сообщение создаёт сделку в amoCRM, переписка видна в карточке </w:t>
       </w:r>
       <w:r>
         <w:rPr>
           <w:i/>
           <w:sz w:val="21"/>
         </w:rPr>
-        <w:t>(требует действующего договора эквайринга)</w:t>
+        <w:t>(односторонняя передача — ответ из amoCRM в объём не входит, см. M-07)</w:t>
+      </w:r>
+      <w:r>
+        <w:rPr>
+          <w:sz w:val="21"/>
+        </w:rPr>
+        <w:t>.</w:t>
+      </w:r>
+    </w:p>
+    <w:p>
+      <w:pPr>
+        <w:pStyle w:val="ListNumber"/>
+      </w:pPr>
+      <w:r>
+        <w:rPr>
+          <w:sz w:val="21"/>
+        </w:rPr>
+        <w:t xml:space="preserve">Оплата через Kaspi проходит, подписка активируется; счёт на безналичный расчёт формируется и после оплаты включает тариф </w:t>
+      </w:r>
+      <w:r>
+        <w:rPr>
+          <w:i/>
+          <w:sz w:val="21"/>
+        </w:rPr>
+        <w:t>(требует аккаунта Kaspi для бизнеса и банковских реквизитов Заказчика)</w:t>
       </w:r>
       <w:r>
         <w:rPr>
@@ -4708,6 +5577,78 @@
               <w:rPr>
                 <w:sz w:val="19"/>
               </w:rPr>
+              <w:t>amoCRM не даёт доступ к каналам чатов, двусторонний обмен невозможен</w:t>
+            </w:r>
+          </w:p>
+        </w:tc>
+        <w:tc>
+          <w:tcPr>
+            <w:tcW w:type="dxa" w:w="4873"/>
+          </w:tcPr>
+          <w:p>
+            <w:pPr>
+              <w:spacing w:after="40"/>
+            </w:pPr>
+            <w:r/>
+            <w:r>
+              <w:rPr>
+                <w:sz w:val="19"/>
+              </w:rPr>
+              <w:t>Объём MVP изначально описан как односторонняя передача (M-07). Двусторонность — отдельное соглашение после получения доступа. Заказчик предупреждён до начала работ</w:t>
+            </w:r>
+          </w:p>
+        </w:tc>
+      </w:tr>
+      <w:tr>
+        <w:tc>
+          <w:tcPr>
+            <w:tcW w:type="dxa" w:w="4873"/>
+          </w:tcPr>
+          <w:p>
+            <w:pPr>
+              <w:spacing w:after="40"/>
+            </w:pPr>
+            <w:r/>
+            <w:r>
+              <w:rPr>
+                <w:sz w:val="19"/>
+              </w:rPr>
+              <w:t>Kaspi отказывает в подключении приёма платежей</w:t>
+            </w:r>
+          </w:p>
+        </w:tc>
+        <w:tc>
+          <w:tcPr>
+            <w:tcW w:type="dxa" w:w="4873"/>
+          </w:tcPr>
+          <w:p>
+            <w:pPr>
+              <w:spacing w:after="40"/>
+            </w:pPr>
+            <w:r/>
+            <w:r>
+              <w:rPr>
+                <w:sz w:val="19"/>
+              </w:rPr>
+              <w:t>Остаётся счёт на безналичный расчёт для ТОО и ИП — он закрывает корпоративных клиентов и не требует ничего, кроме реквизитов</w:t>
+            </w:r>
+          </w:p>
+        </w:tc>
+      </w:tr>
+      <w:tr>
+        <w:tc>
+          <w:tcPr>
+            <w:tcW w:type="dxa" w:w="4873"/>
+          </w:tcPr>
+          <w:p>
+            <w:pPr>
+              <w:spacing w:after="40"/>
+            </w:pPr>
+            <w:r/>
+            <w:r>
+              <w:rPr>
+                <w:sz w:val="19"/>
+              </w:rPr>
               <w:t>Расширение объёма работ по ходу проекта</w:t>
             </w:r>
           </w:p>
@@ -4785,13 +5726,37 @@
           <w:b/>
           <w:sz w:val="21"/>
         </w:rPr>
-        <w:t>Договор с платёжным провайдером</w:t>
+        <w:t>Приём платежей.</w:t>
       </w:r>
       <w:r>
         <w:rPr>
           <w:sz w:val="21"/>
         </w:rPr>
-        <w:t xml:space="preserve"> на приём карт в тенге. Определить, кто заключает — заказчик или мы от его имени.</w:t>
+        <w:t xml:space="preserve"> Нужен аккаунт Kaspi для бизнеса (на ИП или ТОО заказчика) и банковские</w:t>
+      </w:r>
+    </w:p>
+    <w:p>
+      <w:r>
+        <w:rPr>
+          <w:sz w:val="21"/>
+        </w:rPr>
+        <w:t xml:space="preserve">   реквизиты для счетов на безналичный расчёт. Карточный эквайринг на старте не требуется —</w:t>
+      </w:r>
+    </w:p>
+    <w:p>
+      <w:r>
+        <w:rPr>
+          <w:sz w:val="21"/>
+        </w:rPr>
+        <w:t xml:space="preserve">   см. раздел 9. Это существенно короче: договор с банком-эквайером занимает недели,</w:t>
+      </w:r>
+    </w:p>
+    <w:p>
+      <w:r>
+        <w:rPr>
+          <w:sz w:val="21"/>
+        </w:rPr>
+        <w:t xml:space="preserve">   Kaspi подключается заметно быстрее.</w:t>
       </w:r>
     </w:p>
     <w:p>
@@ -4803,13 +5768,21 @@
           <w:b/>
           <w:sz w:val="21"/>
         </w:rPr>
-        <w:t>Утверждённые тарифы и размер наценки на сообщения.</w:t>
+        <w:t>Утверждённые тарифы, скидки за период и размер наценки на сообщения.</w:t>
       </w:r>
       <w:r>
         <w:rPr>
           <w:sz w:val="21"/>
         </w:rPr>
-        <w:t xml:space="preserve"> Нужны до разработки биллинга, иначе модуль придётся переделывать.</w:t>
+        <w:t xml:space="preserve"> Нужны до разработки</w:t>
+      </w:r>
+    </w:p>
+    <w:p>
+      <w:r>
+        <w:rPr>
+          <w:sz w:val="21"/>
+        </w:rPr>
+        <w:t xml:space="preserve">   биллинга, иначе модуль придётся переделывать.</w:t>
       </w:r>
     </w:p>
     <w:p>
@@ -4882,6 +5855,56 @@
           <w:sz w:val="21"/>
         </w:rPr>
         <w:t xml:space="preserve"> — роль разработчика в приложении Meta. Без неё разработка ведётся только на тестовом номере и боевое подключение невозможно.</w:t>
+      </w:r>
+    </w:p>
+    <w:p>
+      <w:pPr>
+        <w:pStyle w:val="ListNumber"/>
+      </w:pPr>
+      <w:r>
+        <w:rPr>
+          <w:b/>
+          <w:sz w:val="21"/>
+        </w:rPr>
+        <w:t>Решение по amoCRM.</w:t>
+      </w:r>
+      <w:r>
+        <w:rPr>
+          <w:sz w:val="21"/>
+        </w:rPr>
+        <w:t xml:space="preserve"> Двусторонний обмен требует доступа к механизму каналов чатов amoCRM,</w:t>
+      </w:r>
+    </w:p>
+    <w:p>
+      <w:r>
+        <w:rPr>
+          <w:sz w:val="21"/>
+        </w:rPr>
+        <w:t xml:space="preserve">   который выдаётся по заявке и в неопределённые сроки. Заказчику нужно решить: подавать заявку</w:t>
+      </w:r>
+    </w:p>
+    <w:p>
+      <w:r>
+        <w:rPr>
+          <w:sz w:val="21"/>
+        </w:rPr>
+        <w:t xml:space="preserve">   и ждать (тогда двусторонность оформляется отдельным соглашением после получения доступа)</w:t>
+      </w:r>
+    </w:p>
+    <w:p>
+      <w:r>
+        <w:rPr>
+          <w:sz w:val="21"/>
+        </w:rPr>
+        <w:t xml:space="preserve">   или ограничиться односторонней передачей, как в разделе M-07. Прямой конкурент на этом рынке</w:t>
+      </w:r>
+    </w:p>
+    <w:p>
+      <w:r>
+        <w:rPr>
+          <w:sz w:val="21"/>
+        </w:rPr>
+        <w:t xml:space="preserve">   доступа не получил и работает односторонне.</w:t>
       </w:r>
     </w:p>
     <w:p>
@@ -5250,7 +6273,7 @@
               <w:rPr>
                 <w:sz w:val="19"/>
               </w:rPr>
-              <w:t>Договор эквайринга на приём карт в тенге</w:t>
+              <w:t>Приём платежей: Kaspi для бизнеса, реквизиты для счетов</w:t>
             </w:r>
           </w:p>
         </w:tc>
@@ -5284,7 +6307,7 @@
               <w:rPr>
                 <w:sz w:val="19"/>
               </w:rPr>
-              <w:t>✅ заключает договор</w:t>
+              <w:t>✅ оформляет на своё юрлицо</w:t>
             </w:r>
           </w:p>
         </w:tc>
@@ -5303,7 +6326,7 @@
               <w:rPr>
                 <w:sz w:val="19"/>
               </w:rPr>
-              <w:t>Аккаунты разработчика в amoCRM и Bitrix24, подача в маркетплейсы</w:t>
+              <w:t>Аккаунты разработчика в amoCRM и Bitrix24, подача в маркетплейс Bitrix24</w:t>
             </w:r>
           </w:p>
         </w:tc>
@@ -5338,6 +6361,59 @@
                 <w:sz w:val="19"/>
               </w:rPr>
               <w:t>✅ аккаунты и подача</w:t>
+            </w:r>
+          </w:p>
+        </w:tc>
+      </w:tr>
+      <w:tr>
+        <w:tc>
+          <w:tcPr>
+            <w:tcW w:type="dxa" w:w="3249"/>
+          </w:tcPr>
+          <w:p>
+            <w:pPr>
+              <w:spacing w:after="40"/>
+            </w:pPr>
+            <w:r/>
+            <w:r>
+              <w:rPr>
+                <w:sz w:val="19"/>
+              </w:rPr>
+              <w:t>Заявка на доступ к каналам чатов amoCRM (для двусторонности)</w:t>
+            </w:r>
+          </w:p>
+        </w:tc>
+        <w:tc>
+          <w:tcPr>
+            <w:tcW w:type="dxa" w:w="3249"/>
+          </w:tcPr>
+          <w:p>
+            <w:pPr>
+              <w:spacing w:after="40"/>
+            </w:pPr>
+            <w:r/>
+            <w:r>
+              <w:rPr>
+                <w:sz w:val="19"/>
+              </w:rPr>
+              <w:t>техническая часть заявки</w:t>
+            </w:r>
+          </w:p>
+        </w:tc>
+        <w:tc>
+          <w:tcPr>
+            <w:tcW w:type="dxa" w:w="3249"/>
+          </w:tcPr>
+          <w:p>
+            <w:pPr>
+              <w:spacing w:after="40"/>
+            </w:pPr>
+            <w:r/>
+            <w:r>
+              <w:rPr>
+                <w:sz w:val="19"/>
+              </w:rPr>
+              <w:t>✅ подаёт от юрлица</w:t>
             </w:r>
           </w:p>
         </w:tc>
@@ -5601,6 +6677,487 @@
         <w:t>Документ подлежит согласованию сторонами до начала работ. Объём работ определяется разделами 4, 5 и 10; всё, что в них не указано, реализуется по отдельному соглашению.</w:t>
       </w:r>
     </w:p>
+    <w:p>
+      <w:pPr>
+        <w:pStyle w:val="Heading3"/>
+      </w:pPr>
+      <w:r>
+        <w:t>Что изменилось в версии 1.1 (17.08.2026)</w:t>
+      </w:r>
+    </w:p>
+    <w:p>
+      <w:r>
+        <w:rPr>
+          <w:sz w:val="21"/>
+        </w:rPr>
+        <w:t>Правки внесены после разбора кабинета прямого конкурента wtsp.cloud изнутри</w:t>
+      </w:r>
+    </w:p>
+    <w:p>
+      <w:r>
+        <w:rPr>
+          <w:sz w:val="21"/>
+        </w:rPr>
+        <w:t xml:space="preserve">(материалы — </w:t>
+      </w:r>
+      <w:r>
+        <w:rPr>
+          <w:rFonts w:ascii="Consolas" w:hAnsi="Consolas"/>
+          <w:sz w:val="21"/>
+        </w:rPr>
+        <w:t>docs/research/competitors/wtsp-cloud/</w:t>
+      </w:r>
+      <w:r>
+        <w:rPr>
+          <w:sz w:val="21"/>
+        </w:rPr>
+        <w:t>).</w:t>
+      </w:r>
+    </w:p>
+    <w:tbl>
+      <w:tblPr>
+        <w:tblStyle w:val="TableGrid"/>
+        <w:tblW w:type="auto" w:w="0"/>
+        <w:jc w:val="center"/>
+        <w:tblLook w:firstColumn="1" w:firstRow="1" w:lastColumn="0" w:lastRow="0" w:noHBand="0" w:noVBand="1" w:val="04A0"/>
+      </w:tblPr>
+      <w:tblGrid>
+        <w:gridCol w:w="3249"/>
+        <w:gridCol w:w="3249"/>
+        <w:gridCol w:w="3249"/>
+      </w:tblGrid>
+      <w:tr>
+        <w:tc>
+          <w:tcPr>
+            <w:tcW w:type="dxa" w:w="3249"/>
+            <w:shd w:val="clear" w:color="auto" w:fill="E2F0EC"/>
+          </w:tcPr>
+          <w:p>
+            <w:pPr>
+              <w:spacing w:after="40"/>
+            </w:pPr>
+            <w:r/>
+            <w:r>
+              <w:rPr>
+                <w:b/>
+                <w:sz w:val="19"/>
+              </w:rPr>
+              <w:t>Раздел</w:t>
+            </w:r>
+          </w:p>
+        </w:tc>
+        <w:tc>
+          <w:tcPr>
+            <w:tcW w:type="dxa" w:w="3249"/>
+            <w:shd w:val="clear" w:color="auto" w:fill="E2F0EC"/>
+          </w:tcPr>
+          <w:p>
+            <w:pPr>
+              <w:spacing w:after="40"/>
+            </w:pPr>
+            <w:r/>
+            <w:r>
+              <w:rPr>
+                <w:b/>
+                <w:sz w:val="19"/>
+              </w:rPr>
+              <w:t>Изменение</w:t>
+            </w:r>
+          </w:p>
+        </w:tc>
+        <w:tc>
+          <w:tcPr>
+            <w:tcW w:type="dxa" w:w="3249"/>
+            <w:shd w:val="clear" w:color="auto" w:fill="E2F0EC"/>
+          </w:tcPr>
+          <w:p>
+            <w:pPr>
+              <w:spacing w:after="40"/>
+            </w:pPr>
+            <w:r/>
+            <w:r>
+              <w:rPr>
+                <w:b/>
+                <w:sz w:val="19"/>
+              </w:rPr>
+              <w:t>Почему</w:t>
+            </w:r>
+          </w:p>
+        </w:tc>
+      </w:tr>
+      <w:tr>
+        <w:tc>
+          <w:tcPr>
+            <w:tcW w:type="dxa" w:w="3249"/>
+          </w:tcPr>
+          <w:p>
+            <w:pPr>
+              <w:spacing w:after="40"/>
+            </w:pPr>
+            <w:r/>
+            <w:r>
+              <w:rPr>
+                <w:sz w:val="19"/>
+              </w:rPr>
+              <w:t>M-07</w:t>
+            </w:r>
+          </w:p>
+        </w:tc>
+        <w:tc>
+          <w:tcPr>
+            <w:tcW w:type="dxa" w:w="3249"/>
+          </w:tcPr>
+          <w:p>
+            <w:pPr>
+              <w:spacing w:after="40"/>
+            </w:pPr>
+            <w:r/>
+            <w:r>
+              <w:rPr>
+                <w:sz w:val="19"/>
+              </w:rPr>
+              <w:t>amoCRM понижена до односторонней передачи</w:t>
+            </w:r>
+          </w:p>
+        </w:tc>
+        <w:tc>
+          <w:tcPr>
+            <w:tcW w:type="dxa" w:w="3249"/>
+          </w:tcPr>
+          <w:p>
+            <w:pPr>
+              <w:spacing w:after="40"/>
+            </w:pPr>
+            <w:r/>
+            <w:r>
+              <w:rPr>
+                <w:sz w:val="19"/>
+              </w:rPr>
+              <w:t>Двусторонность требует доступа к каналам чатов amoCRM; конкурент его не получил</w:t>
+            </w:r>
+          </w:p>
+        </w:tc>
+      </w:tr>
+      <w:tr>
+        <w:tc>
+          <w:tcPr>
+            <w:tcW w:type="dxa" w:w="3249"/>
+          </w:tcPr>
+          <w:p>
+            <w:pPr>
+              <w:spacing w:after="40"/>
+            </w:pPr>
+            <w:r/>
+            <w:r>
+              <w:rPr>
+                <w:sz w:val="19"/>
+              </w:rPr>
+              <w:t>M-08</w:t>
+            </w:r>
+          </w:p>
+        </w:tc>
+        <w:tc>
+          <w:tcPr>
+            <w:tcW w:type="dxa" w:w="3249"/>
+          </w:tcPr>
+          <w:p>
+            <w:pPr>
+              <w:spacing w:after="40"/>
+            </w:pPr>
+            <w:r/>
+            <w:r>
+              <w:rPr>
+                <w:sz w:val="19"/>
+              </w:rPr>
+              <w:t>Добавлены скрытие номеров от сотрудников и приглашение одноразовой ссылкой</w:t>
+            </w:r>
+          </w:p>
+        </w:tc>
+        <w:tc>
+          <w:tcPr>
+            <w:tcW w:type="dxa" w:w="3249"/>
+          </w:tcPr>
+          <w:p>
+            <w:pPr>
+              <w:spacing w:after="40"/>
+            </w:pPr>
+            <w:r/>
+            <w:r>
+              <w:rPr>
+                <w:sz w:val="19"/>
+              </w:rPr>
+              <w:t>Проверенные решения конкурента, дёшевы в реализации</w:t>
+            </w:r>
+          </w:p>
+        </w:tc>
+      </w:tr>
+      <w:tr>
+        <w:tc>
+          <w:tcPr>
+            <w:tcW w:type="dxa" w:w="3249"/>
+          </w:tcPr>
+          <w:p>
+            <w:pPr>
+              <w:spacing w:after="40"/>
+            </w:pPr>
+            <w:r/>
+            <w:r>
+              <w:rPr>
+                <w:sz w:val="19"/>
+              </w:rPr>
+              <w:t>M-09</w:t>
+            </w:r>
+          </w:p>
+        </w:tc>
+        <w:tc>
+          <w:tcPr>
+            <w:tcW w:type="dxa" w:w="3249"/>
+          </w:tcPr>
+          <w:p>
+            <w:pPr>
+              <w:spacing w:after="40"/>
+            </w:pPr>
+            <w:r/>
+            <w:r>
+              <w:rPr>
+                <w:sz w:val="19"/>
+              </w:rPr>
+              <w:t>Графики убраны, остались числа и таблицы</w:t>
+            </w:r>
+          </w:p>
+        </w:tc>
+        <w:tc>
+          <w:tcPr>
+            <w:tcW w:type="dxa" w:w="3249"/>
+          </w:tcPr>
+          <w:p>
+            <w:pPr>
+              <w:spacing w:after="40"/>
+            </w:pPr>
+            <w:r/>
+            <w:r>
+              <w:rPr>
+                <w:sz w:val="19"/>
+              </w:rPr>
+              <w:t>Ни у одного конкурента графиков в кабинете нет</w:t>
+            </w:r>
+          </w:p>
+        </w:tc>
+      </w:tr>
+      <w:tr>
+        <w:tc>
+          <w:tcPr>
+            <w:tcW w:type="dxa" w:w="3249"/>
+          </w:tcPr>
+          <w:p>
+            <w:pPr>
+              <w:spacing w:after="40"/>
+            </w:pPr>
+            <w:r/>
+            <w:r>
+              <w:rPr>
+                <w:sz w:val="19"/>
+              </w:rPr>
+              <w:t>9</w:t>
+            </w:r>
+          </w:p>
+        </w:tc>
+        <w:tc>
+          <w:tcPr>
+            <w:tcW w:type="dxa" w:w="3249"/>
+          </w:tcPr>
+          <w:p>
+            <w:pPr>
+              <w:spacing w:after="40"/>
+            </w:pPr>
+            <w:r/>
+            <w:r>
+              <w:rPr>
+                <w:sz w:val="19"/>
+              </w:rPr>
+              <w:t>Скидки за период, платные модули, цена доп. сотрудников, старт пробного периода от подключения номера</w:t>
+            </w:r>
+          </w:p>
+        </w:tc>
+        <w:tc>
+          <w:tcPr>
+            <w:tcW w:type="dxa" w:w="3249"/>
+          </w:tcPr>
+          <w:p>
+            <w:pPr>
+              <w:spacing w:after="40"/>
+            </w:pPr>
+            <w:r/>
+            <w:r>
+              <w:rPr>
+                <w:sz w:val="19"/>
+              </w:rPr>
+              <w:t>Цены и модель сверены с рынком</w:t>
+            </w:r>
+          </w:p>
+        </w:tc>
+      </w:tr>
+      <w:tr>
+        <w:tc>
+          <w:tcPr>
+            <w:tcW w:type="dxa" w:w="3249"/>
+          </w:tcPr>
+          <w:p>
+            <w:pPr>
+              <w:spacing w:after="40"/>
+            </w:pPr>
+            <w:r/>
+            <w:r>
+              <w:rPr>
+                <w:sz w:val="19"/>
+              </w:rPr>
+              <w:t>9, 13, 14</w:t>
+            </w:r>
+          </w:p>
+        </w:tc>
+        <w:tc>
+          <w:tcPr>
+            <w:tcW w:type="dxa" w:w="3249"/>
+          </w:tcPr>
+          <w:p>
+            <w:pPr>
+              <w:spacing w:after="40"/>
+            </w:pPr>
+            <w:r/>
+            <w:r>
+              <w:rPr>
+                <w:sz w:val="19"/>
+              </w:rPr>
+              <w:t>Карточный эквайринг заменён на Kaspi и счета на безнал</w:t>
+            </w:r>
+          </w:p>
+        </w:tc>
+        <w:tc>
+          <w:tcPr>
+            <w:tcW w:type="dxa" w:w="3249"/>
+          </w:tcPr>
+          <w:p>
+            <w:pPr>
+              <w:spacing w:after="40"/>
+            </w:pPr>
+            <w:r/>
+            <w:r>
+              <w:rPr>
+                <w:sz w:val="19"/>
+              </w:rPr>
+              <w:t>Так работает конкурент; эквайринг — недели переговоров с банком</w:t>
+            </w:r>
+          </w:p>
+        </w:tc>
+      </w:tr>
+      <w:tr>
+        <w:tc>
+          <w:tcPr>
+            <w:tcW w:type="dxa" w:w="3249"/>
+          </w:tcPr>
+          <w:p>
+            <w:pPr>
+              <w:spacing w:after="40"/>
+            </w:pPr>
+            <w:r/>
+            <w:r>
+              <w:rPr>
+                <w:sz w:val="19"/>
+              </w:rPr>
+              <w:t>11</w:t>
+            </w:r>
+          </w:p>
+        </w:tc>
+        <w:tc>
+          <w:tcPr>
+            <w:tcW w:type="dxa" w:w="3249"/>
+          </w:tcPr>
+          <w:p>
+            <w:pPr>
+              <w:spacing w:after="40"/>
+            </w:pPr>
+            <w:r/>
+            <w:r>
+              <w:rPr>
+                <w:sz w:val="19"/>
+              </w:rPr>
+              <w:t>Критерии приёмки приведены в соответствие с новым объёмом</w:t>
+            </w:r>
+          </w:p>
+        </w:tc>
+        <w:tc>
+          <w:tcPr>
+            <w:tcW w:type="dxa" w:w="3249"/>
+          </w:tcPr>
+          <w:p>
+            <w:pPr>
+              <w:spacing w:after="40"/>
+            </w:pPr>
+            <w:r/>
+            <w:r>
+              <w:rPr>
+                <w:sz w:val="19"/>
+              </w:rPr>
+              <w:t>Иначе пункт по amoCRM был бы невыполним</w:t>
+            </w:r>
+          </w:p>
+        </w:tc>
+      </w:tr>
+      <w:tr>
+        <w:tc>
+          <w:tcPr>
+            <w:tcW w:type="dxa" w:w="3249"/>
+          </w:tcPr>
+          <w:p>
+            <w:pPr>
+              <w:spacing w:after="40"/>
+            </w:pPr>
+            <w:r/>
+            <w:r>
+              <w:rPr>
+                <w:sz w:val="19"/>
+              </w:rPr>
+              <w:t>12</w:t>
+            </w:r>
+          </w:p>
+        </w:tc>
+        <w:tc>
+          <w:tcPr>
+            <w:tcW w:type="dxa" w:w="3249"/>
+          </w:tcPr>
+          <w:p>
+            <w:pPr>
+              <w:spacing w:after="40"/>
+            </w:pPr>
+            <w:r/>
+            <w:r>
+              <w:rPr>
+                <w:sz w:val="19"/>
+              </w:rPr>
+              <w:t>Добавлены риски по amoCRM и Kaspi</w:t>
+            </w:r>
+          </w:p>
+        </w:tc>
+        <w:tc>
+          <w:tcPr>
+            <w:tcW w:type="dxa" w:w="3249"/>
+          </w:tcPr>
+          <w:p>
+            <w:pPr>
+              <w:spacing w:after="40"/>
+            </w:pPr>
+            <w:r/>
+            <w:r>
+              <w:rPr>
+                <w:sz w:val="19"/>
+              </w:rPr>
+              <w:t>—</w:t>
+            </w:r>
+          </w:p>
+        </w:tc>
+      </w:tr>
+    </w:tbl>
+    <w:p/>
     <w:sectPr>
       <w:pgSz w:w="12240" w:h="15840"/>
       <w:pgMar w:top="1134" w:right="1247" w:bottom="1134" w:left="1247" w:header="720" w:footer="720" w:gutter="0"/>
